--- a/Entregables/Formato5-Final.docx
+++ b/Entregables/Formato5-Final.docx
@@ -3411,6 +3411,14 @@
                 <w:lang w:val="es-MX"/>
               </w:rPr>
             </w:pPr>
+            <w:r>
+              <w:rPr>
+                <w:sz w:val="18"/>
+                <w:szCs w:val="18"/>
+                <w:lang w:val="es-MX"/>
+              </w:rPr>
+              <w:t>11.7</w:t>
+            </w:r>
           </w:p>
         </w:tc>
       </w:tr>
@@ -3628,6 +3636,15 @@
                 <w:szCs w:val="18"/>
               </w:rPr>
             </w:pPr>
+            <w:r>
+              <w:rPr>
+                <w:rFonts w:ascii="Times New Roman" w:hAnsi="Times New Roman"/>
+                <w:b/>
+                <w:sz w:val="18"/>
+                <w:szCs w:val="18"/>
+              </w:rPr>
+              <w:t>18.9</w:t>
+            </w:r>
           </w:p>
         </w:tc>
       </w:tr>
@@ -7111,7 +7128,7 @@
     <w:lsdException w:name="Table Web 2" w:semiHidden="1" w:unhideWhenUsed="1"/>
     <w:lsdException w:name="Table Web 3" w:semiHidden="1" w:unhideWhenUsed="1"/>
     <w:lsdException w:name="Balloon Text" w:semiHidden="1" w:unhideWhenUsed="1"/>
-    <w:lsdException w:name="Table Grid" w:semiHidden="1" w:uiPriority="59" w:unhideWhenUsed="1"/>
+    <w:lsdException w:name="Table Grid" w:uiPriority="59"/>
     <w:lsdException w:name="Table Theme" w:semiHidden="1" w:unhideWhenUsed="1"/>
     <w:lsdException w:name="Placeholder Text" w:semiHidden="1"/>
     <w:lsdException w:name="No Spacing" w:uiPriority="1" w:qFormat="1"/>
